--- a/Cover_Letters/Shinoy_Autodesk_Senior_Growth_Software_Engineer_Cover_Letter.docx
+++ b/Cover_Letters/Shinoy_Autodesk_Senior_Growth_Software_Engineer_Cover_Letter.docx
@@ -14,7 +14,7 @@
     </w:p>
     <w:p>
       <w:r>
-        <w:t>September 03, 2026</w:t>
+        <w:t>September 25, 2026</w:t>
       </w:r>
     </w:p>
     <w:p>
@@ -35,7 +35,7 @@
     </w:p>
     <w:p>
       <w:r>
-        <w:t>I have spent over 8 years building reliable applications and automation frameworks while working closely with product and development teams. In my recent work, I have also used AI tools like Gemini Code Assist to speed up code generation and deployment scripts, which helps me deliver features and experiments much faster. I am comfortable making practical engineering trade-offs to validate ideas quickly rather than getting bogged down in unnecessary complexity.</w:t>
+        <w:t>I was drawn to the Forma product team because of your focus on building next-generation architecture design software with a strong commercial mindset. Throughout my background in software testing and automation, I have focused on practical engineering solutions to help teams ship reliable code efficiently. I am comfortable adapting to fast-paced environments and using AI tools like Gemini Code Assist to speed up my workflow.</w:t>
       </w:r>
     </w:p>
     <w:p>
